--- a/prosedurler/EMS.ÜR.TL.05.12. Garment Washing Control Instruction.docx
+++ b/prosedurler/EMS.ÜR.TL.05.12. Garment Washing Control Instruction.docx
@@ -32,7 +32,7 @@
           <w:sz w:val="24"/>
           <w:szCs w:val="24"/>
         </w:rPr>
-        <w:t xml:space="preserve">This instruction defines how garment washing (dry, wet and spray processes) is controlled at Eroglu Knitting (EMS) from pre-wash receiving to post-wash check, so that washed garments achieve the required appearance, colour and dimensional stability and chemicals are used safely and in line with ZDHC MRSL (TLM-YIK-01, TLM-YIK-02, TLM-YIK-03, TLM-YIK-04).</w:t>
+        <w:t xml:space="preserve">This instruction defines how garment washing (dry, wet and spray processes) is controlled at Eroglu Knitting (EMS) from pre-wash receiving to post-wash check, so that washed garments achieve the required appearance, colour and dimensional stability and chemicals are used safely and in line with ZDHC MRSL (EMS.ÜR.TL.05.12, EMS.ÜR.TL.05.12, EMS.ÜR.TL.05.12, EMS.ÜR.TL.05.12).</w:t>
       </w:r>
     </w:p>
     <w:p>
@@ -1306,7 +1306,7 @@
           <w:sz w:val="24"/>
           <w:szCs w:val="24"/>
         </w:rPr>
-        <w:t xml:space="preserve">TLM-YIK-01 Pre-Wash Receiving Instruction, TLM-YIK-02 First Load Approval Instruction, TLM-YIK-03 Washing Process Control Instruction, TLM-YIK-04 Post-Wash Check Instruction (QMS)</w:t>
+        <w:t xml:space="preserve">EMS.ÜR.TL.05.12 Pre-Wash Receiving Instruction, EMS.ÜR.TL.05.12 First Load Approval Instruction, EMS.ÜR.TL.05.12 Washing Process Control Instruction, EMS.ÜR.TL.05.12 Post-Wash Check Instruction (QMS)</w:t>
       </w:r>
     </w:p>
     <w:p>
@@ -1598,7 +1598,7 @@
           <w:sz w:val="24"/>
           <w:szCs w:val="24"/>
         </w:rPr>
-        <w:t xml:space="preserve">تحدد هذه التعليمات كيفية مراقبة غسيل الملابس (العمليات الجافة والرطبة والرش) في شركة Eroglu Knitting (EMS) من استلام ما قبل الغسيل حتى الفحص بعد الغسيل، لضمان تحقيق الملابس المغسولة المظهر واللون وثبات الأبعاد المطلوبة واستخدام المواد الكيميائية بأمان ووفق ZDHC MRSL (TLM-YIK-01 وTLM-YIK-02 وTLM-YIK-03 وTLM-YIK-04).</w:t>
+        <w:t xml:space="preserve">تحدد هذه التعليمات كيفية مراقبة غسيل الملابس (العمليات الجافة والرطبة والرش) في شركة Eroglu Knitting (EMS) من استلام ما قبل الغسيل حتى الفحص بعد الغسيل، لضمان تحقيق الملابس المغسولة المظهر واللون وثبات الأبعاد المطلوبة واستخدام المواد الكيميائية بأمان ووفق ZDHC MRSL (EMS.ÜR.TL.05.12 وTLM-YIK-02 وTLM-YIK-03 وTLM-YIK-04).</w:t>
       </w:r>
     </w:p>
     <w:p>
@@ -3023,7 +3023,7 @@
           <w:sz w:val="24"/>
           <w:szCs w:val="24"/>
         </w:rPr>
-        <w:t xml:space="preserve">TLM-YIK-01 تعليمات الاستلام قبل الغسيل، TLM-YIK-02 تعليمات اعتماد الدفعة الأولى، TLM-YIK-03 تعليمات مراقبة عمليات الغسيل، TLM-YIK-04 تعليمات الفحص بعد الغسيل (QMS)</w:t>
+        <w:t xml:space="preserve">EMS.ÜR.TL.05.12 تعليمات الاستلام قبل الغسيل، EMS.ÜR.TL.05.12 تعليمات اعتماد الدفعة الأولى، EMS.ÜR.TL.05.12 تعليمات مراقبة عمليات الغسيل، EMS.ÜR.TL.05.12 تعليمات الفحص بعد الغسيل (QMS)</w:t>
       </w:r>
     </w:p>
     <w:p>

--- a/prosedurler/EMS.ÜR.TL.05.12. Garment Washing Control Instruction.docx
+++ b/prosedurler/EMS.ÜR.TL.05.12. Garment Washing Control Instruction.docx
@@ -1598,7 +1598,7 @@
           <w:sz w:val="24"/>
           <w:szCs w:val="24"/>
         </w:rPr>
-        <w:t xml:space="preserve">تحدد هذه التعليمات كيفية مراقبة غسيل الملابس (العمليات الجافة والرطبة والرش) في شركة Eroglu Knitting (EMS) من استلام ما قبل الغسيل حتى الفحص بعد الغسيل، لضمان تحقيق الملابس المغسولة المظهر واللون وثبات الأبعاد المطلوبة واستخدام المواد الكيميائية بأمان ووفق ZDHC MRSL (EMS.ÜR.TL.05.12 وTLM-YIK-02 وTLM-YIK-03 وTLM-YIK-04).</w:t>
+        <w:t xml:space="preserve">تحدد هذه التعليمات كيفية مراقبة غسيل الملابس (العمليات الجافة والرطبة والرش) في شركة Eroglu Knitting (EMS) من استلام ما قبل الغسيل حتى الفحص بعد الغسيل، لضمان تحقيق الملابس المغسولة المظهر واللون وثبات الأبعاد المطلوبة واستخدام المواد الكيميائية بأمان ووفق ZDHC MRSL (EMS.ÜR.TL.05.12 وEMS.ÜR.TL.05.12 وEMS.ÜR.TL.05.12 وEMS.ÜR.TL.05.12).</w:t>
       </w:r>
     </w:p>
     <w:p>
